--- a/az/scientists/CV/Word/Mammadov_Nizami_CV_AZ.docx
+++ b/az/scientists/CV/Word/Mammadov_Nizami_CV_AZ.docx
@@ -377,7 +377,7 @@
           <w:sz w:val="21"/>
           <w:szCs w:val="21"/>
         </w:rPr>
-        <w:t>Nizami Məmmədov 1995-ci ildən Moskvada Rusiya Xalq Təsərrüfatı və Dövlət Qulluğu Akademiyasının professorudur. 1962–1967-ci illərdə Azərbaycan Politexnik İnstitutunda avtomatika və hesablama texnikası oxuyub, 1975-ci ildə fəlsəfə elmləri namizədi dərəcəsi alıb, 1984-cü ildə SSRİ Elmlər Akademiyasının Fəlsəfə İnstitutunda doktorluq dissertasiyası müdafiə edib. 1988-ci ildə SSRİ Ali Attestasiya Komissiyası ona professor elmi adını verib. CV-də 400 nəşr, h-indeks 33 və 41 elmlər namizədi və elmlər doktoru hazırlandığı göstərilir.</w:t>
+        <w:t>Nizami Məmmədov 1995-ci ildən Moskvada Rusiya Xalq Təsərrüfatı və Dövlət Qulluğu Akademiyasının professorudur. 1962–1967-ci illərdə Azərbaycan Politexnik İnstitutunda avtomatika və hesablama texnikası oxuyub, 1975-ci ildə fəlsəfə elmləri namizədi dərəcəsi alıb, 1984-cü ildə SSRİ Elmlər Akademiyasının Fəlsəfə İnstitutunda doktorluq dissertasiyası müdafiə edib. 1988-ci ildə SSRİ Ali Attestasiya Komissiyası ona professor elmi adını verib. 400 nəşr, h-indeks 33 və 41 elmlər namizədi və elmlər doktoru hazırlandığı göstərilir.</w:t>
       </w:r>
     </w:p>
     <w:p>
@@ -1850,7 +1850,7 @@
                 <w:sz w:val="21"/>
                 <w:szCs w:val="21"/>
               </w:rPr>
-              <w:t>CV</w:t>
+              <w:t>Özü tərəfindən</w:t>
             </w:r>
           </w:p>
         </w:tc>
@@ -1963,7 +1963,7 @@
                 <w:sz w:val="21"/>
                 <w:szCs w:val="21"/>
               </w:rPr>
-              <w:t>CV</w:t>
+              <w:t>Özü tərəfindən</w:t>
             </w:r>
           </w:p>
         </w:tc>
